--- a/курсовик22.docx
+++ b/курсовик22.docx
@@ -5094,7 +5094,7 @@
             <v:path o:extrusionok="f" gradientshapeok="t" o:connecttype="rect"/>
             <o:lock v:ext="edit" aspectratio="t"/>
           </v:shapetype>
-          <v:shape id="_x0000_i1025" type="#_x0000_t75" style="width:481.2pt;height:398.95pt">
+          <v:shape id="_x0000_i1025" type="#_x0000_t75" style="width:481.5pt;height:399pt">
             <v:imagedata r:id="rId9" o:title="последовательности-IDF0"/>
           </v:shape>
         </w:pict>
@@ -5336,8 +5336,8 @@
           <w:szCs w:val="28"/>
         </w:rPr>
         <w:pict w14:anchorId="0599E913">
-          <v:shape id="_x0000_i1026" type="#_x0000_t75" style="width:481.95pt;height:251.25pt">
-            <v:imagedata r:id="rId10" o:title="последовательности-IDF0_декомпазиция.drawio"/>
+          <v:shape id="_x0000_i1026" type="#_x0000_t75" style="width:481.5pt;height:251.25pt">
+            <v:imagedata r:id="rId10" o:title="последовательности-IDF0_декомпазиция"/>
           </v:shape>
         </w:pict>
       </w:r>
@@ -5593,15 +5593,7 @@
           <w:sz w:val="28"/>
           <w:szCs w:val="28"/>
         </w:rPr>
-        <w:t>Диаграмма потоков данных имеет несколько уровней детализации: контекстную диаграмму верхнего уровня и декомпозицию основных процессов второго уровня</w:t>
-      </w:r>
-      <w:r>
-        <w:rPr>
-          <w:rFonts w:ascii="Times New Roman" w:hAnsi="Times New Roman" w:cs="Times New Roman"/>
-          <w:sz w:val="28"/>
-          <w:szCs w:val="28"/>
-        </w:rPr>
-        <w:t>.</w:t>
+        <w:t>Диаграмма потоков данных имеет несколько уровней детализации: контекстную диаграмму верхнего уровня и декомпозицию основных процессов второго уровня.</w:t>
       </w:r>
     </w:p>
     <w:p>
@@ -5722,8 +5714,8 @@
           <w:szCs w:val="28"/>
         </w:rPr>
         <w:pict w14:anchorId="34151709">
-          <v:shape id="_x0000_i1029" type="#_x0000_t75" style="width:481.2pt;height:58.8pt">
-            <v:imagedata r:id="rId11" o:title="последовательности-DFD.drawio"/>
+          <v:shape id="_x0000_i1027" type="#_x0000_t75" style="width:480.75pt;height:58.5pt">
+            <v:imagedata r:id="rId11" o:title="последовательности-DFD"/>
           </v:shape>
         </w:pict>
       </w:r>
@@ -6270,39 +6262,809 @@
           <w:sz w:val="28"/>
           <w:szCs w:val="28"/>
         </w:rPr>
-        <w:t>Описанные выше действия пользователей в информационной системе «Поставщики» показывают, как они взаимодействуют с системой и какой ответ получают. На данном этапе можно выделить основные требования к будущей автоматизированной системе, чтобы она выполняла все операции эффективно и корректно отвечала на запросы пользо</w:t>
-      </w:r>
-      <w:bookmarkStart w:id="0" w:name="_GoBack"/>
+        <w:t>Описанные выше действия пользователей в информационной системе «Поставщики» показывают, как они взаимодействуют с системой и какой ответ получают. На данном этапе можно выделить основные требования к будущей автоматизированной системе, чтобы она выполняла все операции эффективно и корректно отвечала на запросы пользователей.</w:t>
+      </w:r>
+    </w:p>
+    <w:p>
+      <w:pPr>
+        <w:spacing w:line="360" w:lineRule="auto"/>
+        <w:ind w:firstLine="708"/>
+        <w:rPr>
+          <w:rFonts w:ascii="Times New Roman" w:hAnsi="Times New Roman" w:cs="Times New Roman"/>
+          <w:sz w:val="28"/>
+          <w:szCs w:val="28"/>
+        </w:rPr>
+      </w:pPr>
+      <w:r>
+        <w:rPr>
+          <w:rFonts w:ascii="Times New Roman" w:hAnsi="Times New Roman" w:cs="Times New Roman"/>
+          <w:sz w:val="28"/>
+          <w:szCs w:val="28"/>
+          <w:lang w:val="en-US"/>
+        </w:rPr>
+        <w:lastRenderedPageBreak/>
+        <w:t>3</w:t>
+      </w:r>
+      <w:r>
+        <w:rPr>
+          <w:rFonts w:ascii="Times New Roman" w:hAnsi="Times New Roman" w:cs="Times New Roman"/>
+          <w:sz w:val="28"/>
+          <w:szCs w:val="28"/>
+        </w:rPr>
+        <w:t>. ПРОЕКТИРОВАНИЕ ИНФОРМАЦИОННОЙ СИСТЕМЫ</w:t>
+      </w:r>
+    </w:p>
+    <w:p>
+      <w:pPr>
+        <w:spacing w:line="360" w:lineRule="auto"/>
+        <w:ind w:firstLine="708"/>
+        <w:rPr>
+          <w:rFonts w:ascii="Times New Roman" w:hAnsi="Times New Roman" w:cs="Times New Roman"/>
+          <w:sz w:val="28"/>
+          <w:szCs w:val="28"/>
+        </w:rPr>
+      </w:pPr>
+      <w:r>
+        <w:rPr>
+          <w:rFonts w:ascii="Times New Roman" w:hAnsi="Times New Roman" w:cs="Times New Roman"/>
+          <w:sz w:val="28"/>
+          <w:szCs w:val="28"/>
+        </w:rPr>
+        <w:t>В разделе описывается процесс преобразования требований к системе в конкретные решения по её реализации. Здесь подробно раскрывается архитектура будущей системы, её основные компоненты, интерфейсы взаимодействия, структура базы данных и другие ключевые элементы, необходимые для разработки.</w:t>
+      </w:r>
+    </w:p>
+    <w:p>
+      <w:pPr>
+        <w:spacing w:line="360" w:lineRule="auto"/>
+        <w:ind w:firstLine="708"/>
+        <w:jc w:val="both"/>
+        <w:rPr>
+          <w:rFonts w:ascii="Times New Roman" w:hAnsi="Times New Roman" w:cs="Times New Roman"/>
+          <w:sz w:val="28"/>
+          <w:szCs w:val="28"/>
+        </w:rPr>
+      </w:pPr>
+      <w:r>
+        <w:rPr>
+          <w:rFonts w:ascii="Times New Roman" w:hAnsi="Times New Roman" w:cs="Times New Roman"/>
+          <w:sz w:val="28"/>
+          <w:szCs w:val="28"/>
+        </w:rPr>
+        <w:t xml:space="preserve">3.1 </w:t>
+      </w:r>
+      <w:r>
+        <w:rPr>
+          <w:rFonts w:ascii="Times New Roman" w:hAnsi="Times New Roman" w:cs="Times New Roman"/>
+          <w:sz w:val="28"/>
+          <w:szCs w:val="28"/>
+        </w:rPr>
+        <w:t>Диаграмма вариантов использования</w:t>
+      </w:r>
+    </w:p>
+    <w:p>
+      <w:pPr>
+        <w:spacing w:line="360" w:lineRule="auto"/>
+        <w:ind w:firstLine="708"/>
+        <w:jc w:val="both"/>
+        <w:rPr>
+          <w:rFonts w:ascii="Times New Roman" w:hAnsi="Times New Roman" w:cs="Times New Roman"/>
+          <w:sz w:val="28"/>
+          <w:szCs w:val="28"/>
+        </w:rPr>
+      </w:pPr>
+      <w:r>
+        <w:rPr>
+          <w:rFonts w:ascii="Times New Roman" w:hAnsi="Times New Roman" w:cs="Times New Roman"/>
+          <w:sz w:val="28"/>
+          <w:szCs w:val="28"/>
+        </w:rPr>
+        <w:t>Диаграмма вариантов использования</w:t>
+      </w:r>
+      <w:r>
+        <w:rPr>
+          <w:rFonts w:ascii="Times New Roman" w:hAnsi="Times New Roman" w:cs="Times New Roman"/>
+          <w:sz w:val="28"/>
+          <w:szCs w:val="28"/>
+        </w:rPr>
+        <w:t xml:space="preserve"> </w:t>
+      </w:r>
+      <w:r>
+        <w:rPr>
+          <w:rFonts w:ascii="Times New Roman" w:hAnsi="Times New Roman" w:cs="Times New Roman"/>
+          <w:sz w:val="28"/>
+          <w:szCs w:val="28"/>
+        </w:rPr>
+        <w:t>(Use Case Diagram)</w:t>
+      </w:r>
+      <w:r>
+        <w:rPr>
+          <w:rFonts w:ascii="Times New Roman" w:hAnsi="Times New Roman" w:cs="Times New Roman"/>
+          <w:sz w:val="28"/>
+          <w:szCs w:val="28"/>
+        </w:rPr>
+        <w:t xml:space="preserve"> — это поведенческая диаграмма UML, предназначенная для анализа и визуализации взаимодействия пользователей (актёров) с системой. Она позволяет наглядно представить, какие роли существуют в системе, как эти роли взаимодействуют с её функционалом и какие задачи могут выполнять пользователи.</w:t>
+      </w:r>
+    </w:p>
+    <w:p>
+      <w:pPr>
+        <w:spacing w:line="360" w:lineRule="auto"/>
+        <w:ind w:firstLine="708"/>
+        <w:jc w:val="both"/>
+        <w:rPr>
+          <w:rFonts w:ascii="Times New Roman" w:hAnsi="Times New Roman" w:cs="Times New Roman"/>
+          <w:sz w:val="28"/>
+          <w:szCs w:val="28"/>
+        </w:rPr>
+      </w:pPr>
+      <w:r>
+        <w:rPr>
+          <w:rFonts w:ascii="Times New Roman" w:hAnsi="Times New Roman" w:cs="Times New Roman"/>
+          <w:sz w:val="28"/>
+          <w:szCs w:val="28"/>
+        </w:rPr>
+        <w:t>На диаграмме выделяются основные элементы: актёры (пользователи или внешние системы), варианты использования (функции, которые система предоставляет), а также отношения между ними (ассоциации, включения, расширения, обобщения).</w:t>
+      </w:r>
+      <w:r>
+        <w:rPr>
+          <w:rFonts w:ascii="Times New Roman" w:hAnsi="Times New Roman" w:cs="Times New Roman"/>
+          <w:sz w:val="28"/>
+          <w:szCs w:val="28"/>
+        </w:rPr>
+        <w:t xml:space="preserve"> </w:t>
+      </w:r>
+      <w:r>
+        <w:rPr>
+          <w:rFonts w:ascii="Times New Roman" w:hAnsi="Times New Roman" w:cs="Times New Roman"/>
+          <w:sz w:val="28"/>
+          <w:szCs w:val="28"/>
+        </w:rPr>
+        <w:t>Отношение «</w:t>
+      </w:r>
+      <w:proofErr w:type="spellStart"/>
+      <w:r>
+        <w:rPr>
+          <w:rFonts w:ascii="Times New Roman" w:hAnsi="Times New Roman" w:cs="Times New Roman"/>
+          <w:sz w:val="28"/>
+          <w:szCs w:val="28"/>
+        </w:rPr>
+        <w:t>include</w:t>
+      </w:r>
+      <w:proofErr w:type="spellEnd"/>
+      <w:r>
+        <w:rPr>
+          <w:rFonts w:ascii="Times New Roman" w:hAnsi="Times New Roman" w:cs="Times New Roman"/>
+          <w:sz w:val="28"/>
+          <w:szCs w:val="28"/>
+        </w:rPr>
+        <w:t>» используется для включения общего поведения из включенного варианта использования в базовый вариант использования, чтобы поддерживать повторное использование общего поведения.</w:t>
+      </w:r>
+    </w:p>
+    <w:p>
+      <w:pPr>
+        <w:spacing w:line="360" w:lineRule="auto"/>
+        <w:ind w:firstLine="708"/>
+        <w:jc w:val="both"/>
+        <w:rPr>
+          <w:rFonts w:ascii="Times New Roman" w:hAnsi="Times New Roman" w:cs="Times New Roman"/>
+          <w:sz w:val="28"/>
+          <w:szCs w:val="28"/>
+        </w:rPr>
+      </w:pPr>
+      <w:r>
+        <w:rPr>
+          <w:rFonts w:ascii="Times New Roman" w:hAnsi="Times New Roman" w:cs="Times New Roman"/>
+          <w:sz w:val="28"/>
+          <w:szCs w:val="28"/>
+        </w:rPr>
+        <w:t>На построенной диаграмме вариантов использования можно наблюдать четыре актёра:</w:t>
+      </w:r>
+    </w:p>
+    <w:p>
+      <w:pPr>
+        <w:spacing w:line="360" w:lineRule="auto"/>
+        <w:ind w:firstLine="708"/>
+        <w:jc w:val="both"/>
+        <w:rPr>
+          <w:rFonts w:ascii="Times New Roman" w:hAnsi="Times New Roman" w:cs="Times New Roman"/>
+          <w:sz w:val="28"/>
+          <w:szCs w:val="28"/>
+        </w:rPr>
+      </w:pPr>
+      <w:r>
+        <w:rPr>
+          <w:rFonts w:ascii="Times New Roman" w:hAnsi="Times New Roman" w:cs="Times New Roman"/>
+          <w:sz w:val="28"/>
+          <w:szCs w:val="28"/>
+        </w:rPr>
+        <w:t xml:space="preserve">1. </w:t>
+      </w:r>
+      <w:r>
+        <w:rPr>
+          <w:rFonts w:ascii="Times New Roman" w:hAnsi="Times New Roman" w:cs="Times New Roman"/>
+          <w:sz w:val="28"/>
+          <w:szCs w:val="28"/>
+        </w:rPr>
+        <w:t>Менеджер по закупкам: пользователь информационной системы, отвечающий за организацию процесса закупок. Ему доступны такие варианты использования как создание заказа на покупку и выбор поставщика. Вариант использования «Выбрать поставщика» связан с основным сценарием «Создать заказ на покупку» отношением «</w:t>
+      </w:r>
+      <w:proofErr w:type="spellStart"/>
+      <w:r>
+        <w:rPr>
+          <w:rFonts w:ascii="Times New Roman" w:hAnsi="Times New Roman" w:cs="Times New Roman"/>
+          <w:sz w:val="28"/>
+          <w:szCs w:val="28"/>
+        </w:rPr>
+        <w:t>include</w:t>
+      </w:r>
+      <w:proofErr w:type="spellEnd"/>
+      <w:r>
+        <w:rPr>
+          <w:rFonts w:ascii="Times New Roman" w:hAnsi="Times New Roman" w:cs="Times New Roman"/>
+          <w:sz w:val="28"/>
+          <w:szCs w:val="28"/>
+        </w:rPr>
+        <w:t>», что подчёркивает обязательность выбора поставщика при формировании любого заказа. Без этого действия невозможно создать корректный заказ в системе.</w:t>
+      </w:r>
+    </w:p>
+    <w:p>
+      <w:pPr>
+        <w:spacing w:line="360" w:lineRule="auto"/>
+        <w:ind w:firstLine="708"/>
+        <w:jc w:val="both"/>
+        <w:rPr>
+          <w:rFonts w:ascii="Times New Roman" w:hAnsi="Times New Roman" w:cs="Times New Roman"/>
+          <w:sz w:val="28"/>
+          <w:szCs w:val="28"/>
+        </w:rPr>
+      </w:pPr>
+      <w:r>
+        <w:rPr>
+          <w:rFonts w:ascii="Times New Roman" w:hAnsi="Times New Roman" w:cs="Times New Roman"/>
+          <w:sz w:val="28"/>
+          <w:szCs w:val="28"/>
+        </w:rPr>
+        <w:lastRenderedPageBreak/>
+        <w:t xml:space="preserve">2. </w:t>
+      </w:r>
+      <w:r>
+        <w:rPr>
+          <w:rFonts w:ascii="Times New Roman" w:hAnsi="Times New Roman" w:cs="Times New Roman"/>
+          <w:sz w:val="28"/>
+          <w:szCs w:val="28"/>
+        </w:rPr>
+        <w:t>Поставщик: внешний контрагент, взаимодействующий с системой для обработки входящих заказов. Ему доступны варианты использования: отгрузить продукцию, выставить счёт и подтвердить заказ. Все эти действия критически важны для успешного завершения процесса закупки. Поставщик получает заказ от менеджера, подтверждает его возможность выполнения, выставляет счёт на оплату и осуществляет отгрузку продукции.</w:t>
+      </w:r>
+    </w:p>
+    <w:p>
+      <w:pPr>
+        <w:spacing w:line="360" w:lineRule="auto"/>
+        <w:ind w:firstLine="708"/>
+        <w:jc w:val="both"/>
+        <w:rPr>
+          <w:rFonts w:ascii="Times New Roman" w:hAnsi="Times New Roman" w:cs="Times New Roman"/>
+          <w:sz w:val="28"/>
+          <w:szCs w:val="28"/>
+        </w:rPr>
+      </w:pPr>
+      <w:r>
+        <w:rPr>
+          <w:rFonts w:ascii="Times New Roman" w:hAnsi="Times New Roman" w:cs="Times New Roman"/>
+          <w:sz w:val="28"/>
+          <w:szCs w:val="28"/>
+        </w:rPr>
+        <w:t xml:space="preserve">3. </w:t>
+      </w:r>
+      <w:r>
+        <w:rPr>
+          <w:rFonts w:ascii="Times New Roman" w:hAnsi="Times New Roman" w:cs="Times New Roman"/>
+          <w:sz w:val="28"/>
+          <w:szCs w:val="28"/>
+        </w:rPr>
+        <w:t>Бухгалтер: пользователь системы, отвечающий за финансовую сторону процесса закупок. Ему доступен вариант использования «Оплатить заказ», который связан отношением «</w:t>
+      </w:r>
+      <w:proofErr w:type="spellStart"/>
+      <w:r>
+        <w:rPr>
+          <w:rFonts w:ascii="Times New Roman" w:hAnsi="Times New Roman" w:cs="Times New Roman"/>
+          <w:sz w:val="28"/>
+          <w:szCs w:val="28"/>
+        </w:rPr>
+        <w:t>include</w:t>
+      </w:r>
+      <w:proofErr w:type="spellEnd"/>
+      <w:r>
+        <w:rPr>
+          <w:rFonts w:ascii="Times New Roman" w:hAnsi="Times New Roman" w:cs="Times New Roman"/>
+          <w:sz w:val="28"/>
+          <w:szCs w:val="28"/>
+        </w:rPr>
+        <w:t>» с вариантом использования «Проверить бюджет». Это означает, что перед осуществлением платежа бухгалтер обязан проверить наличие средств в бюджете организации. Данная проверка является обязательным шагом для предотвращения превышения бюджетных лимитов.</w:t>
+      </w:r>
+    </w:p>
+    <w:p>
+      <w:pPr>
+        <w:spacing w:line="360" w:lineRule="auto"/>
+        <w:ind w:firstLine="708"/>
+        <w:jc w:val="both"/>
+        <w:rPr>
+          <w:rFonts w:ascii="Times New Roman" w:hAnsi="Times New Roman" w:cs="Times New Roman"/>
+          <w:sz w:val="28"/>
+          <w:szCs w:val="28"/>
+        </w:rPr>
+      </w:pPr>
+      <w:r>
+        <w:rPr>
+          <w:rFonts w:ascii="Times New Roman" w:hAnsi="Times New Roman" w:cs="Times New Roman"/>
+          <w:sz w:val="28"/>
+          <w:szCs w:val="28"/>
+        </w:rPr>
+        <w:t xml:space="preserve">4. </w:t>
+      </w:r>
+      <w:r>
+        <w:rPr>
+          <w:rFonts w:ascii="Times New Roman" w:hAnsi="Times New Roman" w:cs="Times New Roman"/>
+          <w:sz w:val="28"/>
+          <w:szCs w:val="28"/>
+        </w:rPr>
+        <w:t>Сотрудник склада: пользователь системы, отвечающий за приёмку товарно-материальных ценностей. Ему доступен вариант использования «Принять продукцию», который связан отношением «</w:t>
+      </w:r>
+      <w:proofErr w:type="spellStart"/>
+      <w:r>
+        <w:rPr>
+          <w:rFonts w:ascii="Times New Roman" w:hAnsi="Times New Roman" w:cs="Times New Roman"/>
+          <w:sz w:val="28"/>
+          <w:szCs w:val="28"/>
+        </w:rPr>
+        <w:t>include</w:t>
+      </w:r>
+      <w:proofErr w:type="spellEnd"/>
+      <w:r>
+        <w:rPr>
+          <w:rFonts w:ascii="Times New Roman" w:hAnsi="Times New Roman" w:cs="Times New Roman"/>
+          <w:sz w:val="28"/>
+          <w:szCs w:val="28"/>
+        </w:rPr>
+        <w:t>» с вариантом использования «Проверить на брак». Это подчёркивает, что проверка качества продукции на отсутствие брака является неотъемлемой частью процесса приёмки. Без данной проверки невозможно корректно оприходовать товар на склад.</w:t>
+      </w:r>
+    </w:p>
+    <w:p>
+      <w:pPr>
+        <w:spacing w:line="360" w:lineRule="auto"/>
+        <w:ind w:firstLine="708"/>
+        <w:jc w:val="both"/>
+        <w:rPr>
+          <w:rFonts w:ascii="Times New Roman" w:hAnsi="Times New Roman" w:cs="Times New Roman"/>
+          <w:sz w:val="28"/>
+          <w:szCs w:val="28"/>
+        </w:rPr>
+      </w:pPr>
+      <w:r>
+        <w:rPr>
+          <w:rFonts w:ascii="Times New Roman" w:hAnsi="Times New Roman" w:cs="Times New Roman"/>
+          <w:sz w:val="28"/>
+          <w:szCs w:val="28"/>
+        </w:rPr>
+        <w:t>Все актёры взаимодействуют между собой через систему, обеспечивая полный цикл процесса закупки: от создания заказа до приёмки продукции на склад.</w:t>
+      </w:r>
+    </w:p>
+    <w:p>
+      <w:pPr>
+        <w:spacing w:line="360" w:lineRule="auto"/>
+        <w:jc w:val="both"/>
+        <w:rPr>
+          <w:rFonts w:ascii="Times New Roman" w:hAnsi="Times New Roman" w:cs="Times New Roman"/>
+          <w:sz w:val="28"/>
+          <w:szCs w:val="28"/>
+        </w:rPr>
+      </w:pPr>
+      <w:r>
+        <w:rPr>
+          <w:rFonts w:ascii="Times New Roman" w:hAnsi="Times New Roman" w:cs="Times New Roman"/>
+          <w:noProof/>
+          <w:sz w:val="28"/>
+          <w:szCs w:val="28"/>
+          <w:lang w:eastAsia="ru-RU"/>
+        </w:rPr>
+        <w:lastRenderedPageBreak/>
+        <w:drawing>
+          <wp:inline distT="0" distB="0" distL="0" distR="0" wp14:anchorId="3EA1648F" wp14:editId="59D9FC21">
+            <wp:extent cx="5267325" cy="4581525"/>
+            <wp:effectExtent l="0" t="0" r="9525" b="9525"/>
+            <wp:docPr id="2" name="Рисунок 2"/>
+            <wp:cNvGraphicFramePr>
+              <a:graphicFrameLocks xmlns:a="http://schemas.openxmlformats.org/drawingml/2006/main" noChangeAspect="1"/>
+            </wp:cNvGraphicFramePr>
+            <a:graphic xmlns:a="http://schemas.openxmlformats.org/drawingml/2006/main">
+              <a:graphicData uri="http://schemas.openxmlformats.org/drawingml/2006/picture">
+                <pic:pic xmlns:pic="http://schemas.openxmlformats.org/drawingml/2006/picture">
+                  <pic:nvPicPr>
+                    <pic:cNvPr id="2" name="последовательности-Вариантов.drawio.png"/>
+                    <pic:cNvPicPr/>
+                  </pic:nvPicPr>
+                  <pic:blipFill>
+                    <a:blip r:embed="rId13">
+                      <a:extLst>
+                        <a:ext uri="{28A0092B-C50C-407E-A947-70E740481C1C}">
+                          <a14:useLocalDpi xmlns:a14="http://schemas.microsoft.com/office/drawing/2010/main" val="0"/>
+                        </a:ext>
+                      </a:extLst>
+                    </a:blip>
+                    <a:stretch>
+                      <a:fillRect/>
+                    </a:stretch>
+                  </pic:blipFill>
+                  <pic:spPr>
+                    <a:xfrm>
+                      <a:off x="0" y="0"/>
+                      <a:ext cx="5267325" cy="4581525"/>
+                    </a:xfrm>
+                    <a:prstGeom prst="rect">
+                      <a:avLst/>
+                    </a:prstGeom>
+                  </pic:spPr>
+                </pic:pic>
+              </a:graphicData>
+            </a:graphic>
+          </wp:inline>
+        </w:drawing>
+      </w:r>
+    </w:p>
+    <w:p>
+      <w:pPr>
+        <w:spacing w:line="360" w:lineRule="auto"/>
+        <w:jc w:val="center"/>
+        <w:rPr>
+          <w:rFonts w:ascii="Times New Roman" w:hAnsi="Times New Roman" w:cs="Times New Roman"/>
+          <w:sz w:val="28"/>
+          <w:szCs w:val="28"/>
+        </w:rPr>
+      </w:pPr>
+      <w:r>
+        <w:rPr>
+          <w:rFonts w:ascii="Times New Roman" w:hAnsi="Times New Roman" w:cs="Times New Roman"/>
+          <w:sz w:val="28"/>
+          <w:szCs w:val="28"/>
+        </w:rPr>
+        <w:t xml:space="preserve">Рисунок 5 – </w:t>
+      </w:r>
+      <w:r>
+        <w:rPr>
+          <w:rFonts w:ascii="Times New Roman" w:hAnsi="Times New Roman" w:cs="Times New Roman"/>
+          <w:sz w:val="28"/>
+          <w:szCs w:val="28"/>
+        </w:rPr>
+        <w:t>Диаграмма вариантов</w:t>
+      </w:r>
+      <w:r>
+        <w:rPr>
+          <w:rFonts w:ascii="Times New Roman" w:hAnsi="Times New Roman" w:cs="Times New Roman"/>
+          <w:sz w:val="28"/>
+          <w:szCs w:val="28"/>
+        </w:rPr>
+        <w:t xml:space="preserve"> использования</w:t>
+      </w:r>
+    </w:p>
+    <w:p>
+      <w:pPr>
+        <w:spacing w:line="360" w:lineRule="auto"/>
+        <w:jc w:val="both"/>
+        <w:rPr>
+          <w:rFonts w:ascii="Times New Roman" w:hAnsi="Times New Roman" w:cs="Times New Roman"/>
+          <w:sz w:val="28"/>
+          <w:szCs w:val="28"/>
+        </w:rPr>
+      </w:pPr>
+      <w:r>
+        <w:rPr>
+          <w:rFonts w:ascii="Times New Roman" w:hAnsi="Times New Roman" w:cs="Times New Roman"/>
+          <w:sz w:val="28"/>
+          <w:szCs w:val="28"/>
+        </w:rPr>
+        <w:tab/>
+        <w:t>3.2 диаграмма деятельности</w:t>
+      </w:r>
+    </w:p>
+    <w:p>
+      <w:pPr>
+        <w:spacing w:line="360" w:lineRule="auto"/>
+        <w:ind w:firstLine="708"/>
+        <w:jc w:val="both"/>
+        <w:rPr>
+          <w:rFonts w:ascii="Times New Roman" w:hAnsi="Times New Roman" w:cs="Times New Roman"/>
+          <w:sz w:val="28"/>
+          <w:szCs w:val="28"/>
+        </w:rPr>
+      </w:pPr>
+      <w:r>
+        <w:rPr>
+          <w:rFonts w:ascii="Times New Roman" w:hAnsi="Times New Roman" w:cs="Times New Roman"/>
+          <w:sz w:val="28"/>
+          <w:szCs w:val="28"/>
+        </w:rPr>
+        <w:t xml:space="preserve">Диаграмма деятельности — это тип UML-диаграммы, представляющий собой продвинутую блок-схему, описывающую логику бизнес-процессов. Она позволяет визуализировать последовательность действий, выполняемых объектами, выявить точки ветвления (условия), параллельные процессы и точки слияния. </w:t>
+      </w:r>
+    </w:p>
+    <w:p>
+      <w:pPr>
+        <w:spacing w:line="360" w:lineRule="auto"/>
+        <w:ind w:firstLine="708"/>
+        <w:jc w:val="both"/>
+        <w:rPr>
+          <w:rFonts w:ascii="Times New Roman" w:hAnsi="Times New Roman" w:cs="Times New Roman"/>
+          <w:sz w:val="28"/>
+          <w:szCs w:val="28"/>
+        </w:rPr>
+      </w:pPr>
+      <w:r>
+        <w:rPr>
+          <w:rFonts w:ascii="Times New Roman" w:hAnsi="Times New Roman" w:cs="Times New Roman"/>
+          <w:sz w:val="28"/>
+          <w:szCs w:val="28"/>
+        </w:rPr>
+        <w:t>Начальное действие идёт от лица менеджера по закупкам, он принимает решение о необходимости приобретения товаров. Далее в работу вступает линия жизни самого менеджера, он выбирает поставщика из справочника или находит нового через поиск. После выбора поставщика менеджер формирует заказ — указывает необходимые товары, их количество и желаемую дату поставки.</w:t>
+      </w:r>
+    </w:p>
+    <w:p>
+      <w:pPr>
+        <w:spacing w:line="360" w:lineRule="auto"/>
+        <w:ind w:firstLine="708"/>
+        <w:jc w:val="both"/>
+        <w:rPr>
+          <w:rFonts w:ascii="Times New Roman" w:hAnsi="Times New Roman" w:cs="Times New Roman"/>
+          <w:sz w:val="28"/>
+          <w:szCs w:val="28"/>
+        </w:rPr>
+      </w:pPr>
+      <w:r>
+        <w:rPr>
+          <w:rFonts w:ascii="Times New Roman" w:hAnsi="Times New Roman" w:cs="Times New Roman"/>
+          <w:sz w:val="28"/>
+          <w:szCs w:val="28"/>
+        </w:rPr>
+        <w:lastRenderedPageBreak/>
+        <w:t>Далее система сохраняет сформированный заказ и передаёт его на согласование. Здесь происходит расхождение в потоках в зависимости от того, требует ли заказ дополнительного подтверждения. Менеджер подтверждает заказ, после чего поставщик выставляет счёт на оплату.</w:t>
+      </w:r>
+    </w:p>
+    <w:p>
+      <w:pPr>
+        <w:spacing w:line="360" w:lineRule="auto"/>
+        <w:ind w:firstLine="708"/>
+        <w:jc w:val="both"/>
+        <w:rPr>
+          <w:rFonts w:ascii="Times New Roman" w:hAnsi="Times New Roman" w:cs="Times New Roman"/>
+          <w:sz w:val="28"/>
+          <w:szCs w:val="28"/>
+        </w:rPr>
+      </w:pPr>
+      <w:r>
+        <w:rPr>
+          <w:rFonts w:ascii="Times New Roman" w:hAnsi="Times New Roman" w:cs="Times New Roman"/>
+          <w:sz w:val="28"/>
+          <w:szCs w:val="28"/>
+        </w:rPr>
+        <w:t>На следующем этапе в процесс вступает бухгалтер. Он проверяет счёт и заказ на соответствие — сверяет суммы, наименования товаров, реквизиты. Если всё верно, бухгалтер проводит оплату. Система отправляет поставщику уведомление об успешной оплате. После получения уведомления поставщик отгружает продукцию.</w:t>
+      </w:r>
+    </w:p>
+    <w:p>
+      <w:pPr>
+        <w:spacing w:line="360" w:lineRule="auto"/>
+        <w:jc w:val="both"/>
+        <w:rPr>
+          <w:rFonts w:ascii="Times New Roman" w:hAnsi="Times New Roman" w:cs="Times New Roman"/>
+          <w:sz w:val="28"/>
+          <w:szCs w:val="28"/>
+        </w:rPr>
+      </w:pPr>
+      <w:r>
+        <w:rPr>
+          <w:rFonts w:ascii="Times New Roman" w:hAnsi="Times New Roman" w:cs="Times New Roman"/>
+          <w:sz w:val="28"/>
+          <w:szCs w:val="28"/>
+        </w:rPr>
+        <w:t>Далее действия переходят к складу. Сотрудник склада принимает продукцию и проверяет её на брак. Здесь происходит важное ветвление:</w:t>
+      </w:r>
+    </w:p>
+    <w:p>
+      <w:pPr>
+        <w:numPr>
+          <w:ilvl w:val="0"/>
+          <w:numId w:val="17"/>
+        </w:numPr>
+        <w:spacing w:line="360" w:lineRule="auto"/>
+        <w:jc w:val="both"/>
+        <w:rPr>
+          <w:rFonts w:ascii="Times New Roman" w:hAnsi="Times New Roman" w:cs="Times New Roman"/>
+          <w:sz w:val="28"/>
+          <w:szCs w:val="28"/>
+        </w:rPr>
+      </w:pPr>
+      <w:r>
+        <w:rPr>
+          <w:rFonts w:ascii="Times New Roman" w:hAnsi="Times New Roman" w:cs="Times New Roman"/>
+          <w:bCs/>
+          <w:sz w:val="28"/>
+          <w:szCs w:val="28"/>
+        </w:rPr>
+        <w:t>Если брак отсутствует:</w:t>
+      </w:r>
+      <w:r>
+        <w:rPr>
+          <w:rFonts w:ascii="Times New Roman" w:hAnsi="Times New Roman" w:cs="Times New Roman"/>
+          <w:sz w:val="28"/>
+          <w:szCs w:val="28"/>
+        </w:rPr>
+        <w:t> Сотрудник склада оформляет акт приёмки, система обновляет остатки товаров на складе, заказ считается успешно закрытым.</w:t>
+      </w:r>
+    </w:p>
+    <w:p>
+      <w:pPr>
+        <w:numPr>
+          <w:ilvl w:val="0"/>
+          <w:numId w:val="17"/>
+        </w:numPr>
+        <w:spacing w:line="360" w:lineRule="auto"/>
+        <w:jc w:val="both"/>
+        <w:rPr>
+          <w:rFonts w:ascii="Times New Roman" w:hAnsi="Times New Roman" w:cs="Times New Roman"/>
+          <w:sz w:val="28"/>
+          <w:szCs w:val="28"/>
+        </w:rPr>
+      </w:pPr>
+      <w:r>
+        <w:rPr>
+          <w:rFonts w:ascii="Times New Roman" w:hAnsi="Times New Roman" w:cs="Times New Roman"/>
+          <w:bCs/>
+          <w:sz w:val="28"/>
+          <w:szCs w:val="28"/>
+        </w:rPr>
+        <w:t>Если брак обнаружен:</w:t>
+      </w:r>
+      <w:r>
+        <w:rPr>
+          <w:rFonts w:ascii="Times New Roman" w:hAnsi="Times New Roman" w:cs="Times New Roman"/>
+          <w:sz w:val="28"/>
+          <w:szCs w:val="28"/>
+        </w:rPr>
+        <w:t> Сотрудник склада фиксирует брак в системе, оформляет требование о возврате поставщику. Далее инициируется процесс возврата денежных средств — бухгалтер оформляет возврат, поставщик возвращает деньги. Система фиксирует возврат, заказ переходит в статус «Закрыт с возвратом».</w:t>
+      </w:r>
+    </w:p>
+    <w:p>
+      <w:pPr>
+        <w:spacing w:line="360" w:lineRule="auto"/>
+        <w:ind w:firstLine="360"/>
+        <w:jc w:val="both"/>
+        <w:rPr>
+          <w:rFonts w:ascii="Times New Roman" w:hAnsi="Times New Roman" w:cs="Times New Roman"/>
+          <w:sz w:val="28"/>
+          <w:szCs w:val="28"/>
+        </w:rPr>
+      </w:pPr>
+      <w:r>
+        <w:rPr>
+          <w:rFonts w:ascii="Times New Roman" w:hAnsi="Times New Roman" w:cs="Times New Roman"/>
+          <w:sz w:val="28"/>
+          <w:szCs w:val="28"/>
+        </w:rPr>
+        <w:t>Таким образом, представленная диаграмма деятельности позволяет внимательно изучить все действия участников процесса закупки (менеджера, поставщика, бухгалтера, склада) и выявить места, подверженные сбоям — в частности, этап проверки на брак и последующий возврат средств. Это позволит устранить проблемы на раннем этапе и спроектировать надёжную систему, которая не будет допускать ошибок при обработке заказов и возвратах.</w:t>
+      </w:r>
+    </w:p>
+    <w:p>
+      <w:pPr>
+        <w:spacing w:line="360" w:lineRule="auto"/>
+        <w:jc w:val="both"/>
+        <w:rPr>
+          <w:rFonts w:ascii="Times New Roman" w:hAnsi="Times New Roman" w:cs="Times New Roman"/>
+          <w:sz w:val="28"/>
+          <w:szCs w:val="28"/>
+        </w:rPr>
+      </w:pPr>
+    </w:p>
+    <w:p>
+      <w:pPr>
+        <w:spacing w:line="360" w:lineRule="auto"/>
+        <w:ind w:firstLine="708"/>
+        <w:jc w:val="both"/>
+        <w:rPr>
+          <w:rFonts w:ascii="Times New Roman" w:hAnsi="Times New Roman" w:cs="Times New Roman"/>
+          <w:sz w:val="28"/>
+          <w:szCs w:val="28"/>
+        </w:rPr>
+      </w:pPr>
+      <w:r>
+        <w:rPr>
+          <w:rFonts w:ascii="Times New Roman" w:hAnsi="Times New Roman" w:cs="Times New Roman"/>
+          <w:sz w:val="28"/>
+          <w:szCs w:val="28"/>
+        </w:rPr>
+        <w:lastRenderedPageBreak/>
+        <w:pict w14:anchorId="5B4C5DC8">
+          <v:shape id="_x0000_i1034" type="#_x0000_t75" style="width:375pt;height:680.25pt">
+            <v:imagedata r:id="rId14" o:title="последовательности-деетельности.drawio"/>
+          </v:shape>
+        </w:pict>
+      </w:r>
+    </w:p>
+    <w:p>
+      <w:pPr>
+        <w:spacing w:line="360" w:lineRule="auto"/>
+        <w:jc w:val="center"/>
+        <w:rPr>
+          <w:rFonts w:ascii="Times New Roman" w:hAnsi="Times New Roman" w:cs="Times New Roman"/>
+          <w:sz w:val="28"/>
+          <w:szCs w:val="28"/>
+        </w:rPr>
+      </w:pPr>
+      <w:r>
+        <w:rPr>
+          <w:rFonts w:ascii="Times New Roman" w:hAnsi="Times New Roman" w:cs="Times New Roman"/>
+          <w:sz w:val="28"/>
+          <w:szCs w:val="28"/>
+        </w:rPr>
+        <w:t>Рисунок 6 – Диаграмма деятельности</w:t>
+      </w:r>
+      <w:bookmarkStart w:id="0" w:name="_Toc228379647"/>
+      <w:bookmarkStart w:id="1" w:name="_Toc228629753"/>
+    </w:p>
+    <w:p>
+      <w:pPr>
+        <w:spacing w:line="360" w:lineRule="auto"/>
+        <w:ind w:firstLine="708"/>
+        <w:rPr>
+          <w:rFonts w:ascii="Times New Roman" w:hAnsi="Times New Roman" w:cs="Times New Roman"/>
+          <w:sz w:val="28"/>
+          <w:szCs w:val="28"/>
+        </w:rPr>
+      </w:pPr>
+      <w:r>
+        <w:rPr>
+          <w:rFonts w:ascii="Times New Roman" w:hAnsi="Times New Roman" w:cs="Times New Roman"/>
+          <w:sz w:val="28"/>
+          <w:szCs w:val="28"/>
+        </w:rPr>
+        <w:lastRenderedPageBreak/>
+        <w:t xml:space="preserve">3.3 </w:t>
+      </w:r>
+      <w:r>
+        <w:rPr>
+          <w:rFonts w:ascii="Times New Roman" w:hAnsi="Times New Roman" w:cs="Times New Roman"/>
+          <w:sz w:val="28"/>
+          <w:szCs w:val="28"/>
+        </w:rPr>
+        <w:t>Диаграмма последовательности</w:t>
+      </w:r>
       <w:bookmarkEnd w:id="0"/>
-      <w:r>
-        <w:rPr>
-          <w:rFonts w:ascii="Times New Roman" w:hAnsi="Times New Roman" w:cs="Times New Roman"/>
-          <w:sz w:val="28"/>
-          <w:szCs w:val="28"/>
-        </w:rPr>
-        <w:t>вателей.</w:t>
-      </w:r>
-    </w:p>
-    <w:p>
-      <w:pPr>
-        <w:spacing w:line="360" w:lineRule="auto"/>
-        <w:rPr>
-          <w:rFonts w:ascii="Times New Roman" w:hAnsi="Times New Roman" w:cs="Times New Roman"/>
-          <w:sz w:val="28"/>
-          <w:szCs w:val="28"/>
-        </w:rPr>
-      </w:pPr>
-    </w:p>
-    <w:p>
-      <w:pPr>
-        <w:spacing w:line="360" w:lineRule="auto"/>
-        <w:jc w:val="both"/>
-        <w:rPr>
-          <w:rFonts w:ascii="Times New Roman" w:hAnsi="Times New Roman" w:cs="Times New Roman"/>
-          <w:sz w:val="28"/>
-          <w:szCs w:val="28"/>
-        </w:rPr>
-      </w:pPr>
+      <w:bookmarkEnd w:id="1"/>
+    </w:p>
+    <w:p>
+      <w:pPr>
+        <w:spacing w:line="360" w:lineRule="auto"/>
+        <w:jc w:val="both"/>
+        <w:rPr>
+          <w:rFonts w:ascii="Times New Roman" w:hAnsi="Times New Roman" w:cs="Times New Roman"/>
+          <w:sz w:val="28"/>
+          <w:szCs w:val="28"/>
+        </w:rPr>
+      </w:pPr>
+      <w:r>
+        <w:rPr>
+          <w:rFonts w:ascii="Times New Roman" w:hAnsi="Times New Roman" w:cs="Times New Roman"/>
+          <w:sz w:val="28"/>
+          <w:szCs w:val="28"/>
+        </w:rPr>
+        <w:t>Диаграмма последовательности — это вид UML-диаграмм, предназначенный для наглядного и структурированного отображения взаимодействия объектов системы во временном порядке. Данный тип диаграмм позволяет детально представить динамику поведения системы, фиксируя последовательность сообщений, передаваемых между объектами, участвующими в выполнении конкретного сценария.</w:t>
+      </w:r>
+    </w:p>
+    <w:p>
+      <w:pPr>
+        <w:spacing w:line="360" w:lineRule="auto"/>
+        <w:jc w:val="both"/>
+        <w:rPr>
+          <w:rFonts w:ascii="Times New Roman" w:hAnsi="Times New Roman" w:cs="Times New Roman"/>
+          <w:sz w:val="28"/>
+          <w:szCs w:val="28"/>
+        </w:rPr>
+      </w:pPr>
+      <w:bookmarkStart w:id="2" w:name="_GoBack"/>
+      <w:bookmarkEnd w:id="2"/>
     </w:p>
     <w:sectPr>
       <w:type w:val="continuous"/>
@@ -6370,7 +7132,7 @@
           <w:rPr>
             <w:noProof/>
           </w:rPr>
-          <w:t>25</w:t>
+          <w:t>28</w:t>
         </w:r>
         <w:r>
           <w:fldChar w:fldCharType="end"/>
@@ -7974,6 +8736,276 @@
     </w:lvl>
   </w:abstractNum>
   <w:abstractNum w:abstractNumId="12" w15:restartNumberingAfterBreak="0">
+    <w:nsid w:val="65F52A1A"/>
+    <w:multiLevelType w:val="multilevel"/>
+    <w:tmpl w:val="AB8EF872"/>
+    <w:lvl w:ilvl="0">
+      <w:start w:val="1"/>
+      <w:numFmt w:val="bullet"/>
+      <w:lvlText w:val=""/>
+      <w:lvlJc w:val="left"/>
+      <w:pPr>
+        <w:tabs>
+          <w:tab w:val="num" w:pos="720"/>
+        </w:tabs>
+        <w:ind w:left="720" w:hanging="360"/>
+      </w:pPr>
+      <w:rPr>
+        <w:rFonts w:ascii="Symbol" w:hAnsi="Symbol" w:hint="default"/>
+        <w:sz w:val="20"/>
+      </w:rPr>
+    </w:lvl>
+    <w:lvl w:ilvl="1" w:tentative="1">
+      <w:start w:val="1"/>
+      <w:numFmt w:val="bullet"/>
+      <w:lvlText w:val="o"/>
+      <w:lvlJc w:val="left"/>
+      <w:pPr>
+        <w:tabs>
+          <w:tab w:val="num" w:pos="1440"/>
+        </w:tabs>
+        <w:ind w:left="1440" w:hanging="360"/>
+      </w:pPr>
+      <w:rPr>
+        <w:rFonts w:ascii="Courier New" w:hAnsi="Courier New" w:hint="default"/>
+        <w:sz w:val="20"/>
+      </w:rPr>
+    </w:lvl>
+    <w:lvl w:ilvl="2" w:tentative="1">
+      <w:start w:val="1"/>
+      <w:numFmt w:val="bullet"/>
+      <w:lvlText w:val=""/>
+      <w:lvlJc w:val="left"/>
+      <w:pPr>
+        <w:tabs>
+          <w:tab w:val="num" w:pos="2160"/>
+        </w:tabs>
+        <w:ind w:left="2160" w:hanging="360"/>
+      </w:pPr>
+      <w:rPr>
+        <w:rFonts w:ascii="Wingdings" w:hAnsi="Wingdings" w:hint="default"/>
+        <w:sz w:val="20"/>
+      </w:rPr>
+    </w:lvl>
+    <w:lvl w:ilvl="3" w:tentative="1">
+      <w:start w:val="1"/>
+      <w:numFmt w:val="bullet"/>
+      <w:lvlText w:val=""/>
+      <w:lvlJc w:val="left"/>
+      <w:pPr>
+        <w:tabs>
+          <w:tab w:val="num" w:pos="2880"/>
+        </w:tabs>
+        <w:ind w:left="2880" w:hanging="360"/>
+      </w:pPr>
+      <w:rPr>
+        <w:rFonts w:ascii="Wingdings" w:hAnsi="Wingdings" w:hint="default"/>
+        <w:sz w:val="20"/>
+      </w:rPr>
+    </w:lvl>
+    <w:lvl w:ilvl="4" w:tentative="1">
+      <w:start w:val="1"/>
+      <w:numFmt w:val="bullet"/>
+      <w:lvlText w:val=""/>
+      <w:lvlJc w:val="left"/>
+      <w:pPr>
+        <w:tabs>
+          <w:tab w:val="num" w:pos="3600"/>
+        </w:tabs>
+        <w:ind w:left="3600" w:hanging="360"/>
+      </w:pPr>
+      <w:rPr>
+        <w:rFonts w:ascii="Wingdings" w:hAnsi="Wingdings" w:hint="default"/>
+        <w:sz w:val="20"/>
+      </w:rPr>
+    </w:lvl>
+    <w:lvl w:ilvl="5" w:tentative="1">
+      <w:start w:val="1"/>
+      <w:numFmt w:val="bullet"/>
+      <w:lvlText w:val=""/>
+      <w:lvlJc w:val="left"/>
+      <w:pPr>
+        <w:tabs>
+          <w:tab w:val="num" w:pos="4320"/>
+        </w:tabs>
+        <w:ind w:left="4320" w:hanging="360"/>
+      </w:pPr>
+      <w:rPr>
+        <w:rFonts w:ascii="Wingdings" w:hAnsi="Wingdings" w:hint="default"/>
+        <w:sz w:val="20"/>
+      </w:rPr>
+    </w:lvl>
+    <w:lvl w:ilvl="6" w:tentative="1">
+      <w:start w:val="1"/>
+      <w:numFmt w:val="bullet"/>
+      <w:lvlText w:val=""/>
+      <w:lvlJc w:val="left"/>
+      <w:pPr>
+        <w:tabs>
+          <w:tab w:val="num" w:pos="5040"/>
+        </w:tabs>
+        <w:ind w:left="5040" w:hanging="360"/>
+      </w:pPr>
+      <w:rPr>
+        <w:rFonts w:ascii="Wingdings" w:hAnsi="Wingdings" w:hint="default"/>
+        <w:sz w:val="20"/>
+      </w:rPr>
+    </w:lvl>
+    <w:lvl w:ilvl="7" w:tentative="1">
+      <w:start w:val="1"/>
+      <w:numFmt w:val="bullet"/>
+      <w:lvlText w:val=""/>
+      <w:lvlJc w:val="left"/>
+      <w:pPr>
+        <w:tabs>
+          <w:tab w:val="num" w:pos="5760"/>
+        </w:tabs>
+        <w:ind w:left="5760" w:hanging="360"/>
+      </w:pPr>
+      <w:rPr>
+        <w:rFonts w:ascii="Wingdings" w:hAnsi="Wingdings" w:hint="default"/>
+        <w:sz w:val="20"/>
+      </w:rPr>
+    </w:lvl>
+    <w:lvl w:ilvl="8" w:tentative="1">
+      <w:start w:val="1"/>
+      <w:numFmt w:val="bullet"/>
+      <w:lvlText w:val=""/>
+      <w:lvlJc w:val="left"/>
+      <w:pPr>
+        <w:tabs>
+          <w:tab w:val="num" w:pos="6480"/>
+        </w:tabs>
+        <w:ind w:left="6480" w:hanging="360"/>
+      </w:pPr>
+      <w:rPr>
+        <w:rFonts w:ascii="Wingdings" w:hAnsi="Wingdings" w:hint="default"/>
+        <w:sz w:val="20"/>
+      </w:rPr>
+    </w:lvl>
+  </w:abstractNum>
+  <w:abstractNum w:abstractNumId="13" w15:restartNumberingAfterBreak="0">
+    <w:nsid w:val="6C5C588D"/>
+    <w:multiLevelType w:val="multilevel"/>
+    <w:tmpl w:val="BB90005C"/>
+    <w:lvl w:ilvl="0">
+      <w:start w:val="1"/>
+      <w:numFmt w:val="decimal"/>
+      <w:lvlText w:val="%1."/>
+      <w:lvlJc w:val="left"/>
+      <w:pPr>
+        <w:ind w:left="720" w:hanging="360"/>
+      </w:pPr>
+      <w:rPr>
+        <w:rFonts w:hint="default"/>
+      </w:rPr>
+    </w:lvl>
+    <w:lvl w:ilvl="1">
+      <w:start w:val="3"/>
+      <w:numFmt w:val="decimal"/>
+      <w:isLgl/>
+      <w:lvlText w:val="%1.%2"/>
+      <w:lvlJc w:val="left"/>
+      <w:pPr>
+        <w:ind w:left="1129" w:hanging="420"/>
+      </w:pPr>
+      <w:rPr>
+        <w:rFonts w:hint="default"/>
+      </w:rPr>
+    </w:lvl>
+    <w:lvl w:ilvl="2">
+      <w:start w:val="1"/>
+      <w:numFmt w:val="decimal"/>
+      <w:isLgl/>
+      <w:lvlText w:val="%1.%2.%3"/>
+      <w:lvlJc w:val="left"/>
+      <w:pPr>
+        <w:ind w:left="1778" w:hanging="720"/>
+      </w:pPr>
+      <w:rPr>
+        <w:rFonts w:hint="default"/>
+      </w:rPr>
+    </w:lvl>
+    <w:lvl w:ilvl="3">
+      <w:start w:val="1"/>
+      <w:numFmt w:val="decimal"/>
+      <w:isLgl/>
+      <w:lvlText w:val="%1.%2.%3.%4"/>
+      <w:lvlJc w:val="left"/>
+      <w:pPr>
+        <w:ind w:left="2127" w:hanging="720"/>
+      </w:pPr>
+      <w:rPr>
+        <w:rFonts w:hint="default"/>
+      </w:rPr>
+    </w:lvl>
+    <w:lvl w:ilvl="4">
+      <w:start w:val="1"/>
+      <w:numFmt w:val="decimal"/>
+      <w:isLgl/>
+      <w:lvlText w:val="%1.%2.%3.%4.%5"/>
+      <w:lvlJc w:val="left"/>
+      <w:pPr>
+        <w:ind w:left="2836" w:hanging="1080"/>
+      </w:pPr>
+      <w:rPr>
+        <w:rFonts w:hint="default"/>
+      </w:rPr>
+    </w:lvl>
+    <w:lvl w:ilvl="5">
+      <w:start w:val="1"/>
+      <w:numFmt w:val="decimal"/>
+      <w:isLgl/>
+      <w:lvlText w:val="%1.%2.%3.%4.%5.%6"/>
+      <w:lvlJc w:val="left"/>
+      <w:pPr>
+        <w:ind w:left="3185" w:hanging="1080"/>
+      </w:pPr>
+      <w:rPr>
+        <w:rFonts w:hint="default"/>
+      </w:rPr>
+    </w:lvl>
+    <w:lvl w:ilvl="6">
+      <w:start w:val="1"/>
+      <w:numFmt w:val="decimal"/>
+      <w:isLgl/>
+      <w:lvlText w:val="%1.%2.%3.%4.%5.%6.%7"/>
+      <w:lvlJc w:val="left"/>
+      <w:pPr>
+        <w:ind w:left="3894" w:hanging="1440"/>
+      </w:pPr>
+      <w:rPr>
+        <w:rFonts w:hint="default"/>
+      </w:rPr>
+    </w:lvl>
+    <w:lvl w:ilvl="7">
+      <w:start w:val="1"/>
+      <w:numFmt w:val="decimal"/>
+      <w:isLgl/>
+      <w:lvlText w:val="%1.%2.%3.%4.%5.%6.%7.%8"/>
+      <w:lvlJc w:val="left"/>
+      <w:pPr>
+        <w:ind w:left="4243" w:hanging="1440"/>
+      </w:pPr>
+      <w:rPr>
+        <w:rFonts w:hint="default"/>
+      </w:rPr>
+    </w:lvl>
+    <w:lvl w:ilvl="8">
+      <w:start w:val="1"/>
+      <w:numFmt w:val="decimal"/>
+      <w:isLgl/>
+      <w:lvlText w:val="%1.%2.%3.%4.%5.%6.%7.%8.%9"/>
+      <w:lvlJc w:val="left"/>
+      <w:pPr>
+        <w:ind w:left="4592" w:hanging="1440"/>
+      </w:pPr>
+      <w:rPr>
+        <w:rFonts w:hint="default"/>
+      </w:rPr>
+    </w:lvl>
+  </w:abstractNum>
+  <w:abstractNum w:abstractNumId="14" w15:restartNumberingAfterBreak="0">
     <w:nsid w:val="6E4937AC"/>
     <w:multiLevelType w:val="multilevel"/>
     <w:tmpl w:val="222EC84A"/>
@@ -8122,7 +9154,7 @@
       </w:rPr>
     </w:lvl>
   </w:abstractNum>
-  <w:abstractNum w:abstractNumId="13" w15:restartNumberingAfterBreak="0">
+  <w:abstractNum w:abstractNumId="15" w15:restartNumberingAfterBreak="0">
     <w:nsid w:val="77751857"/>
     <w:multiLevelType w:val="hybridMultilevel"/>
     <w:tmpl w:val="12524086"/>
@@ -8235,7 +9267,7 @@
       </w:rPr>
     </w:lvl>
   </w:abstractNum>
-  <w:abstractNum w:abstractNumId="14" w15:restartNumberingAfterBreak="0">
+  <w:abstractNum w:abstractNumId="16" w15:restartNumberingAfterBreak="0">
     <w:nsid w:val="7D8937F2"/>
     <w:multiLevelType w:val="hybridMultilevel"/>
     <w:tmpl w:val="5F060226"/>
@@ -8324,7 +9356,7 @@
       </w:pPr>
     </w:lvl>
   </w:abstractNum>
-  <w:abstractNum w:abstractNumId="15" w15:restartNumberingAfterBreak="0">
+  <w:abstractNum w:abstractNumId="17" w15:restartNumberingAfterBreak="0">
     <w:nsid w:val="7F3613C6"/>
     <w:multiLevelType w:val="hybridMultilevel"/>
     <w:tmpl w:val="E9400330"/>
@@ -8417,7 +9449,7 @@
     <w:abstractNumId w:val="3"/>
   </w:num>
   <w:num w:numId="2">
-    <w:abstractNumId w:val="15"/>
+    <w:abstractNumId w:val="17"/>
   </w:num>
   <w:num w:numId="3">
     <w:abstractNumId w:val="10"/>
@@ -8429,16 +9461,16 @@
     <w:abstractNumId w:val="6"/>
   </w:num>
   <w:num w:numId="6">
-    <w:abstractNumId w:val="14"/>
+    <w:abstractNumId w:val="16"/>
   </w:num>
   <w:num w:numId="7">
-    <w:abstractNumId w:val="12"/>
+    <w:abstractNumId w:val="14"/>
   </w:num>
   <w:num w:numId="8">
     <w:abstractNumId w:val="9"/>
   </w:num>
   <w:num w:numId="9">
-    <w:abstractNumId w:val="13"/>
+    <w:abstractNumId w:val="15"/>
   </w:num>
   <w:num w:numId="10">
     <w:abstractNumId w:val="7"/>
@@ -8460,6 +9492,12 @@
   </w:num>
   <w:num w:numId="16">
     <w:abstractNumId w:val="5"/>
+  </w:num>
+  <w:num w:numId="17">
+    <w:abstractNumId w:val="12"/>
+  </w:num>
+  <w:num w:numId="18">
+    <w:abstractNumId w:val="13"/>
   </w:num>
 </w:numbering>
 </file>
@@ -8879,6 +9917,29 @@
       <w:szCs w:val="32"/>
     </w:rPr>
   </w:style>
+  <w:style w:type="paragraph" w:styleId="2">
+    <w:name w:val="heading 2"/>
+    <w:basedOn w:val="a"/>
+    <w:next w:val="a"/>
+    <w:link w:val="20"/>
+    <w:uiPriority w:val="9"/>
+    <w:semiHidden/>
+    <w:unhideWhenUsed/>
+    <w:qFormat/>
+    <w:rsid w:val="00095582"/>
+    <w:pPr>
+      <w:keepNext/>
+      <w:keepLines/>
+      <w:spacing w:before="40" w:after="0"/>
+      <w:outlineLvl w:val="1"/>
+    </w:pPr>
+    <w:rPr>
+      <w:rFonts w:asciiTheme="majorHAnsi" w:eastAsiaTheme="majorEastAsia" w:hAnsiTheme="majorHAnsi" w:cstheme="majorBidi"/>
+      <w:color w:val="2F5496" w:themeColor="accent1" w:themeShade="BF"/>
+      <w:sz w:val="26"/>
+      <w:szCs w:val="26"/>
+    </w:rPr>
+  </w:style>
   <w:style w:type="character" w:default="1" w:styleId="a0">
     <w:name w:val="Default Paragraph Font"/>
     <w:uiPriority w:val="1"/>
@@ -9011,6 +10072,20 @@
     <w:rPr>
       <w:b/>
       <w:bCs/>
+    </w:rPr>
+  </w:style>
+  <w:style w:type="character" w:customStyle="1" w:styleId="20">
+    <w:name w:val="Заголовок 2 Знак"/>
+    <w:basedOn w:val="a0"/>
+    <w:link w:val="2"/>
+    <w:uiPriority w:val="9"/>
+    <w:semiHidden/>
+    <w:rsid w:val="00095582"/>
+    <w:rPr>
+      <w:rFonts w:asciiTheme="majorHAnsi" w:eastAsiaTheme="majorEastAsia" w:hAnsiTheme="majorHAnsi" w:cstheme="majorBidi"/>
+      <w:color w:val="2F5496" w:themeColor="accent1" w:themeShade="BF"/>
+      <w:sz w:val="26"/>
+      <w:szCs w:val="26"/>
     </w:rPr>
   </w:style>
 </w:styles>
@@ -9316,7 +10391,7 @@
 </file>
 
 <file path=customXml/itemProps1.xml><?xml version="1.0" encoding="utf-8"?>
-<ds:datastoreItem xmlns:ds="http://schemas.openxmlformats.org/officeDocument/2006/customXml" ds:itemID="{437B793C-B01E-4371-8D3D-66BE46620951}">
+<ds:datastoreItem xmlns:ds="http://schemas.openxmlformats.org/officeDocument/2006/customXml" ds:itemID="{A6FA2C68-E880-4ABD-B39A-3618BCECE3B5}">
   <ds:schemaRefs>
     <ds:schemaRef ds:uri="http://schemas.openxmlformats.org/officeDocument/2006/bibliography"/>
   </ds:schemaRefs>
